--- a/Dokumentacio.docx
+++ b/Dokumentacio.docx
@@ -102,6 +102,27 @@
           <w:sz w:val="32"/>
           <w:szCs w:val="32"/>
         </w:rPr>
+        <w:t>Adatbázis – Simon Krisztián</w:t>
+      </w:r>
+    </w:p>
+    <w:p>
+      <w:pPr>
+        <w:pStyle w:val="Listaszerbekezds"/>
+        <w:numPr>
+          <w:ilvl w:val="0"/>
+          <w:numId w:val="1"/>
+        </w:numPr>
+        <w:spacing w:line="360" w:lineRule="auto"/>
+        <w:rPr>
+          <w:sz w:val="32"/>
+          <w:szCs w:val="32"/>
+        </w:rPr>
+      </w:pPr>
+      <w:r>
+        <w:rPr>
+          <w:sz w:val="32"/>
+          <w:szCs w:val="32"/>
+        </w:rPr>
         <w:t>Dokumentáció és prezentáció – Kullai Noémi</w:t>
       </w:r>
     </w:p>
@@ -167,10 +188,19 @@
       </w:pPr>
       <w:r>
         <w:rPr>
-          <w:sz w:val="36"/>
-          <w:szCs w:val="36"/>
-        </w:rPr>
-        <w:t xml:space="preserve">04.13. – </w:t>
+          <w:i/>
+          <w:iCs/>
+          <w:sz w:val="36"/>
+          <w:szCs w:val="36"/>
+        </w:rPr>
+        <w:t>04.13.</w:t>
+      </w:r>
+      <w:r>
+        <w:rPr>
+          <w:sz w:val="36"/>
+          <w:szCs w:val="36"/>
+        </w:rPr>
+        <w:t xml:space="preserve"> – </w:t>
       </w:r>
       <w:r>
         <w:rPr>
@@ -184,7 +214,14 @@
           <w:sz w:val="36"/>
           <w:szCs w:val="36"/>
         </w:rPr>
-        <w:t>, programterv elkészítése</w:t>
+        <w:t>, programterv elkészítés</w:t>
+      </w:r>
+      <w:r>
+        <w:rPr>
+          <w:sz w:val="36"/>
+          <w:szCs w:val="36"/>
+        </w:rPr>
+        <w:t>ének megkezdése</w:t>
       </w:r>
     </w:p>
     <w:p>
@@ -202,10 +239,37 @@
       </w:pPr>
       <w:r>
         <w:rPr>
+          <w:i/>
+          <w:iCs/>
           <w:sz w:val="36"/>
           <w:szCs w:val="36"/>
         </w:rPr>
         <w:t>04.16.</w:t>
+      </w:r>
+      <w:r>
+        <w:rPr>
+          <w:i/>
+          <w:iCs/>
+          <w:sz w:val="36"/>
+          <w:szCs w:val="36"/>
+        </w:rPr>
+        <w:t xml:space="preserve"> – 04.27.</w:t>
+      </w:r>
+      <w:r>
+        <w:rPr>
+          <w:i/>
+          <w:iCs/>
+          <w:sz w:val="36"/>
+          <w:szCs w:val="36"/>
+        </w:rPr>
+        <w:t xml:space="preserve"> </w:t>
+      </w:r>
+      <w:r>
+        <w:rPr>
+          <w:sz w:val="36"/>
+          <w:szCs w:val="36"/>
+        </w:rPr>
+        <w:t>– Programterv befejezése, adatbázis elkészítése, weboldal megtervezése</w:t>
       </w:r>
     </w:p>
     <w:p>
@@ -217,16 +281,20 @@
         </w:numPr>
         <w:spacing w:line="360" w:lineRule="auto"/>
         <w:rPr>
-          <w:sz w:val="36"/>
-          <w:szCs w:val="36"/>
-        </w:rPr>
-      </w:pPr>
-      <w:r>
-        <w:rPr>
-          <w:sz w:val="36"/>
-          <w:szCs w:val="36"/>
-        </w:rPr>
-        <w:t>04.20.</w:t>
+          <w:i/>
+          <w:iCs/>
+          <w:sz w:val="36"/>
+          <w:szCs w:val="36"/>
+        </w:rPr>
+      </w:pPr>
+      <w:r>
+        <w:rPr>
+          <w:i/>
+          <w:iCs/>
+          <w:sz w:val="36"/>
+          <w:szCs w:val="36"/>
+        </w:rPr>
+        <w:t>04.30.</w:t>
       </w:r>
     </w:p>
     <w:p>
@@ -238,16 +306,20 @@
         </w:numPr>
         <w:spacing w:line="360" w:lineRule="auto"/>
         <w:rPr>
-          <w:sz w:val="36"/>
-          <w:szCs w:val="36"/>
-        </w:rPr>
-      </w:pPr>
-      <w:r>
-        <w:rPr>
-          <w:sz w:val="36"/>
-          <w:szCs w:val="36"/>
-        </w:rPr>
-        <w:t>04.23.</w:t>
+          <w:i/>
+          <w:iCs/>
+          <w:sz w:val="36"/>
+          <w:szCs w:val="36"/>
+        </w:rPr>
+      </w:pPr>
+      <w:r>
+        <w:rPr>
+          <w:i/>
+          <w:iCs/>
+          <w:sz w:val="36"/>
+          <w:szCs w:val="36"/>
+        </w:rPr>
+        <w:t>05.04.</w:t>
       </w:r>
     </w:p>
     <w:p>
@@ -259,75 +331,16 @@
         </w:numPr>
         <w:spacing w:line="360" w:lineRule="auto"/>
         <w:rPr>
-          <w:sz w:val="36"/>
-          <w:szCs w:val="36"/>
-        </w:rPr>
-      </w:pPr>
-      <w:r>
-        <w:rPr>
-          <w:sz w:val="36"/>
-          <w:szCs w:val="36"/>
-        </w:rPr>
-        <w:t>04.27.</w:t>
-      </w:r>
-    </w:p>
-    <w:p>
-      <w:pPr>
-        <w:pStyle w:val="Listaszerbekezds"/>
-        <w:numPr>
-          <w:ilvl w:val="0"/>
-          <w:numId w:val="4"/>
-        </w:numPr>
-        <w:spacing w:line="360" w:lineRule="auto"/>
-        <w:rPr>
-          <w:sz w:val="36"/>
-          <w:szCs w:val="36"/>
-        </w:rPr>
-      </w:pPr>
-      <w:r>
-        <w:rPr>
-          <w:sz w:val="36"/>
-          <w:szCs w:val="36"/>
-        </w:rPr>
-        <w:t>04.30.</w:t>
-      </w:r>
-    </w:p>
-    <w:p>
-      <w:pPr>
-        <w:pStyle w:val="Listaszerbekezds"/>
-        <w:numPr>
-          <w:ilvl w:val="0"/>
-          <w:numId w:val="4"/>
-        </w:numPr>
-        <w:spacing w:line="360" w:lineRule="auto"/>
-        <w:rPr>
-          <w:sz w:val="36"/>
-          <w:szCs w:val="36"/>
-        </w:rPr>
-      </w:pPr>
-      <w:r>
-        <w:rPr>
-          <w:sz w:val="36"/>
-          <w:szCs w:val="36"/>
-        </w:rPr>
-        <w:t>05.04.</w:t>
-      </w:r>
-    </w:p>
-    <w:p>
-      <w:pPr>
-        <w:pStyle w:val="Listaszerbekezds"/>
-        <w:numPr>
-          <w:ilvl w:val="0"/>
-          <w:numId w:val="4"/>
-        </w:numPr>
-        <w:spacing w:line="360" w:lineRule="auto"/>
-        <w:rPr>
-          <w:sz w:val="36"/>
-          <w:szCs w:val="36"/>
-        </w:rPr>
-      </w:pPr>
-      <w:r>
-        <w:rPr>
+          <w:i/>
+          <w:iCs/>
+          <w:sz w:val="36"/>
+          <w:szCs w:val="36"/>
+        </w:rPr>
+      </w:pPr>
+      <w:r>
+        <w:rPr>
+          <w:i/>
+          <w:iCs/>
           <w:sz w:val="36"/>
           <w:szCs w:val="36"/>
         </w:rPr>
@@ -386,10 +399,19 @@
       </w:pPr>
       <w:r>
         <w:rPr>
-          <w:sz w:val="36"/>
-          <w:szCs w:val="36"/>
-        </w:rPr>
-        <w:t xml:space="preserve">04.13. – </w:t>
+          <w:i/>
+          <w:iCs/>
+          <w:sz w:val="36"/>
+          <w:szCs w:val="36"/>
+        </w:rPr>
+        <w:t>04.13.</w:t>
+      </w:r>
+      <w:r>
+        <w:rPr>
+          <w:sz w:val="36"/>
+          <w:szCs w:val="36"/>
+        </w:rPr>
+        <w:t xml:space="preserve"> – </w:t>
       </w:r>
       <w:r>
         <w:rPr>
@@ -424,7 +446,28 @@
           <w:sz w:val="36"/>
           <w:szCs w:val="36"/>
         </w:rPr>
-        <w:t xml:space="preserve">, döntéshozás arról, hogy asztali vagy </w:t>
+        <w:t>, döntéshozás arról, hogy asztali vagy webes alkalmazást készítsünk</w:t>
+      </w:r>
+      <w:r>
+        <w:rPr>
+          <w:sz w:val="36"/>
+          <w:szCs w:val="36"/>
+        </w:rPr>
+        <w:t xml:space="preserve"> (webes)</w:t>
+      </w:r>
+      <w:r>
+        <w:rPr>
+          <w:sz w:val="36"/>
+          <w:szCs w:val="36"/>
+        </w:rPr>
+        <w:t>,</w:t>
+      </w:r>
+      <w:r>
+        <w:rPr>
+          <w:sz w:val="36"/>
+          <w:szCs w:val="36"/>
+        </w:rPr>
+        <w:t xml:space="preserve"> Git </w:t>
       </w:r>
       <w:r>
         <w:rPr>
@@ -432,14 +475,7 @@
           <w:szCs w:val="36"/>
         </w:rPr>
         <w:lastRenderedPageBreak/>
-        <w:t>webes alkalmazást készítsünk,</w:t>
-      </w:r>
-      <w:r>
-        <w:rPr>
-          <w:sz w:val="36"/>
-          <w:szCs w:val="36"/>
-        </w:rPr>
-        <w:t xml:space="preserve"> Git létrehozása,</w:t>
+        <w:t>létrehozása,</w:t>
       </w:r>
       <w:r>
         <w:rPr>
@@ -481,7 +517,14 @@
           <w:sz w:val="36"/>
           <w:szCs w:val="36"/>
         </w:rPr>
-        <w:t>JSON, JavaScript</w:t>
+        <w:t>MySQL</w:t>
+      </w:r>
+      <w:r>
+        <w:rPr>
+          <w:sz w:val="36"/>
+          <w:szCs w:val="36"/>
+        </w:rPr>
+        <w:t>, JavaScript</w:t>
       </w:r>
       <w:r>
         <w:rPr>
@@ -489,6 +532,71 @@
           <w:szCs w:val="36"/>
         </w:rPr>
         <w:t>)</w:t>
+      </w:r>
+    </w:p>
+    <w:p>
+      <w:pPr>
+        <w:pStyle w:val="Listaszerbekezds"/>
+        <w:numPr>
+          <w:ilvl w:val="0"/>
+          <w:numId w:val="5"/>
+        </w:numPr>
+        <w:spacing w:line="360" w:lineRule="auto"/>
+        <w:rPr>
+          <w:sz w:val="36"/>
+          <w:szCs w:val="36"/>
+        </w:rPr>
+      </w:pPr>
+      <w:r>
+        <w:rPr>
+          <w:i/>
+          <w:iCs/>
+          <w:sz w:val="36"/>
+          <w:szCs w:val="36"/>
+        </w:rPr>
+        <w:t>04.16.–04.27.</w:t>
+      </w:r>
+      <w:r>
+        <w:rPr>
+          <w:sz w:val="36"/>
+          <w:szCs w:val="36"/>
+        </w:rPr>
+        <w:t xml:space="preserve"> – </w:t>
+      </w:r>
+      <w:r>
+        <w:rPr>
+          <w:sz w:val="36"/>
+          <w:szCs w:val="36"/>
+        </w:rPr>
+        <w:t>P</w:t>
+      </w:r>
+      <w:r>
+        <w:rPr>
+          <w:sz w:val="36"/>
+          <w:szCs w:val="36"/>
+        </w:rPr>
+        <w:t>rogramterv tökéletesítése</w:t>
+      </w:r>
+      <w:r>
+        <w:rPr>
+          <w:sz w:val="36"/>
+          <w:szCs w:val="36"/>
+        </w:rPr>
+        <w:t>, a</w:t>
+      </w:r>
+      <w:r>
+        <w:rPr>
+          <w:sz w:val="36"/>
+          <w:szCs w:val="36"/>
+        </w:rPr>
+        <w:t>datbázis elkészítése, annak feltöltése adatokkal, weboldal kinézete és bejelentkezés tervezése</w:t>
+      </w:r>
+      <w:r>
+        <w:rPr>
+          <w:sz w:val="36"/>
+          <w:szCs w:val="36"/>
+        </w:rPr>
+        <w:t xml:space="preserve"> (e-mail cím felismerése)</w:t>
       </w:r>
       <w:r>
         <w:rPr>
